--- a/MF0964_3 Desarrollo de elementos software para gestión de/SQL/Ejercicios sql base de datos phoneland.docx
+++ b/MF0964_3 Desarrollo de elementos software para gestión de/SQL/Ejercicios sql base de datos phoneland.docx
@@ -5,6 +5,7 @@
     <w:p>
       <w:pPr>
         <w:pStyle w:val="Ttulo1"/>
+        <w:shd w:val="clear" w:color="auto" w:fill="D9F2D0" w:themeFill="accent6" w:themeFillTint="33"/>
       </w:pPr>
       <w:r>
         <w:t>EJERCICIOS BASE DE DATOS PHONELAND</w:t>
@@ -12,22 +13,25 @@
     </w:p>
     <w:p>
       <w:pPr>
-        <w:rPr>
-          <w:b/>
-          <w:bCs/>
-        </w:rPr>
-      </w:pPr>
-    </w:p>
-    <w:p>
-      <w:pPr>
-        <w:rPr>
-          <w:b/>
-          <w:bCs/>
-        </w:rPr>
-      </w:pPr>
-    </w:p>
-    <w:p>
-      <w:pPr>
+        <w:shd w:val="clear" w:color="auto" w:fill="D9F2D0" w:themeFill="accent6" w:themeFillTint="33"/>
+        <w:rPr>
+          <w:b/>
+          <w:bCs/>
+        </w:rPr>
+      </w:pPr>
+    </w:p>
+    <w:p>
+      <w:pPr>
+        <w:shd w:val="clear" w:color="auto" w:fill="D9F2D0" w:themeFill="accent6" w:themeFillTint="33"/>
+        <w:rPr>
+          <w:b/>
+          <w:bCs/>
+        </w:rPr>
+      </w:pPr>
+    </w:p>
+    <w:p>
+      <w:pPr>
+        <w:shd w:val="clear" w:color="auto" w:fill="D9F2D0" w:themeFill="accent6" w:themeFillTint="33"/>
         <w:rPr>
           <w:b/>
           <w:bCs/>
@@ -43,6 +47,7 @@
     </w:p>
     <w:p>
       <w:pPr>
+        <w:shd w:val="clear" w:color="auto" w:fill="D9F2D0" w:themeFill="accent6" w:themeFillTint="33"/>
         <w:rPr>
           <w:b/>
           <w:bCs/>
@@ -57,6 +62,9 @@
       </w:r>
     </w:p>
     <w:p>
+      <w:pPr>
+        <w:shd w:val="clear" w:color="auto" w:fill="D9F2D0" w:themeFill="accent6" w:themeFillTint="33"/>
+      </w:pPr>
       <w:r>
         <w:rPr>
           <w:b/>
@@ -67,7 +75,7 @@
     </w:p>
     <w:p>
       <w:pPr>
-        <w:shd w:val="clear" w:color="auto" w:fill="C1E4F5" w:themeFill="accent1" w:themeFillTint="33"/>
+        <w:shd w:val="clear" w:color="auto" w:fill="D9F2D0" w:themeFill="accent6" w:themeFillTint="33"/>
         <w:ind w:firstLine="708"/>
       </w:pPr>
       <w:r>
@@ -75,6 +83,9 @@
       </w:r>
     </w:p>
     <w:p>
+      <w:pPr>
+        <w:shd w:val="clear" w:color="auto" w:fill="D9F2D0" w:themeFill="accent6" w:themeFillTint="33"/>
+      </w:pPr>
       <w:r>
         <w:rPr>
           <w:b/>
@@ -101,6 +112,7 @@
     </w:p>
     <w:p>
       <w:pPr>
+        <w:shd w:val="clear" w:color="auto" w:fill="D9F2D0" w:themeFill="accent6" w:themeFillTint="33"/>
         <w:ind w:left="708"/>
       </w:pPr>
       <w:r>
@@ -117,6 +129,7 @@
     </w:p>
     <w:p>
       <w:pPr>
+        <w:shd w:val="clear" w:color="auto" w:fill="D9F2D0" w:themeFill="accent6" w:themeFillTint="33"/>
         <w:ind w:left="708"/>
       </w:pPr>
       <w:r>
@@ -124,6 +137,9 @@
       </w:r>
     </w:p>
     <w:p>
+      <w:pPr>
+        <w:shd w:val="clear" w:color="auto" w:fill="D9F2D0" w:themeFill="accent6" w:themeFillTint="33"/>
+      </w:pPr>
       <w:r>
         <w:rPr>
           <w:b/>
@@ -134,6 +150,7 @@
     </w:p>
     <w:p>
       <w:pPr>
+        <w:shd w:val="clear" w:color="auto" w:fill="D9F2D0" w:themeFill="accent6" w:themeFillTint="33"/>
         <w:ind w:left="708"/>
       </w:pPr>
       <w:r>
@@ -150,6 +167,7 @@
     </w:p>
     <w:p>
       <w:pPr>
+        <w:shd w:val="clear" w:color="auto" w:fill="D9F2D0" w:themeFill="accent6" w:themeFillTint="33"/>
         <w:ind w:left="708"/>
       </w:pPr>
       <w:r>
@@ -158,6 +176,7 @@
     </w:p>
     <w:p>
       <w:pPr>
+        <w:shd w:val="clear" w:color="auto" w:fill="D9F2D0" w:themeFill="accent6" w:themeFillTint="33"/>
         <w:rPr>
           <w:b/>
           <w:bCs/>
@@ -172,6 +191,9 @@
       </w:r>
     </w:p>
     <w:p>
+      <w:pPr>
+        <w:shd w:val="clear" w:color="auto" w:fill="D9F2D0" w:themeFill="accent6" w:themeFillTint="33"/>
+      </w:pPr>
       <w:r>
         <w:rPr>
           <w:b/>
@@ -182,6 +204,7 @@
     </w:p>
     <w:p>
       <w:pPr>
+        <w:shd w:val="clear" w:color="auto" w:fill="D9F2D0" w:themeFill="accent6" w:themeFillTint="33"/>
         <w:ind w:left="708"/>
         <w:rPr>
           <w:lang w:val="en-GB"/>
@@ -196,6 +219,7 @@
     </w:p>
     <w:p>
       <w:pPr>
+        <w:shd w:val="clear" w:color="auto" w:fill="D9F2D0" w:themeFill="accent6" w:themeFillTint="33"/>
         <w:ind w:left="708"/>
         <w:rPr>
           <w:lang w:val="en-GB"/>
@@ -210,6 +234,7 @@
     </w:p>
     <w:p>
       <w:pPr>
+        <w:shd w:val="clear" w:color="auto" w:fill="D9F2D0" w:themeFill="accent6" w:themeFillTint="33"/>
         <w:ind w:left="708"/>
         <w:rPr>
           <w:lang w:val="en-GB"/>
@@ -223,6 +248,9 @@
       </w:r>
     </w:p>
     <w:p>
+      <w:pPr>
+        <w:shd w:val="clear" w:color="auto" w:fill="D9F2D0" w:themeFill="accent6" w:themeFillTint="33"/>
+      </w:pPr>
       <w:r>
         <w:rPr>
           <w:b/>
@@ -233,6 +261,7 @@
     </w:p>
     <w:p>
       <w:pPr>
+        <w:shd w:val="clear" w:color="auto" w:fill="D9F2D0" w:themeFill="accent6" w:themeFillTint="33"/>
         <w:ind w:left="708"/>
       </w:pPr>
       <w:r>
@@ -241,6 +270,7 @@
     </w:p>
     <w:p>
       <w:pPr>
+        <w:shd w:val="clear" w:color="auto" w:fill="D9F2D0" w:themeFill="accent6" w:themeFillTint="33"/>
         <w:ind w:left="708"/>
       </w:pPr>
       <w:r>
@@ -249,6 +279,7 @@
     </w:p>
     <w:p>
       <w:pPr>
+        <w:shd w:val="clear" w:color="auto" w:fill="D9F2D0" w:themeFill="accent6" w:themeFillTint="33"/>
         <w:ind w:left="708"/>
       </w:pPr>
       <w:r>
@@ -256,6 +287,9 @@
       </w:r>
     </w:p>
     <w:p>
+      <w:pPr>
+        <w:shd w:val="clear" w:color="auto" w:fill="D9F2D0" w:themeFill="accent6" w:themeFillTint="33"/>
+      </w:pPr>
       <w:r>
         <w:rPr>
           <w:b/>
@@ -266,6 +300,7 @@
     </w:p>
     <w:p>
       <w:pPr>
+        <w:shd w:val="clear" w:color="auto" w:fill="D9F2D0" w:themeFill="accent6" w:themeFillTint="33"/>
         <w:ind w:left="708"/>
         <w:rPr>
           <w:lang w:val="en-GB"/>
@@ -280,6 +315,7 @@
     </w:p>
     <w:p>
       <w:pPr>
+        <w:shd w:val="clear" w:color="auto" w:fill="D9F2D0" w:themeFill="accent6" w:themeFillTint="33"/>
         <w:ind w:left="708"/>
         <w:rPr>
           <w:lang w:val="en-GB"/>
@@ -294,6 +330,7 @@
     </w:p>
     <w:p>
       <w:pPr>
+        <w:shd w:val="clear" w:color="auto" w:fill="D9F2D0" w:themeFill="accent6" w:themeFillTint="33"/>
         <w:ind w:left="708"/>
         <w:rPr>
           <w:lang w:val="en-GB"/>
@@ -308,15 +345,17 @@
     </w:p>
     <w:p>
       <w:pPr>
-        <w:rPr>
-          <w:b/>
-          <w:bCs/>
-          <w:lang w:val="en-GB"/>
-        </w:rPr>
-      </w:pPr>
-    </w:p>
-    <w:p>
-      <w:pPr>
+        <w:shd w:val="clear" w:color="auto" w:fill="D9F2D0" w:themeFill="accent6" w:themeFillTint="33"/>
+        <w:rPr>
+          <w:b/>
+          <w:bCs/>
+          <w:lang w:val="en-GB"/>
+        </w:rPr>
+      </w:pPr>
+    </w:p>
+    <w:p>
+      <w:pPr>
+        <w:shd w:val="clear" w:color="auto" w:fill="D9F2D0" w:themeFill="accent6" w:themeFillTint="33"/>
         <w:rPr>
           <w:lang w:val="en-GB"/>
         </w:rPr>
@@ -351,6 +390,7 @@
     </w:p>
     <w:p>
       <w:pPr>
+        <w:shd w:val="clear" w:color="auto" w:fill="D9F2D0" w:themeFill="accent6" w:themeFillTint="33"/>
         <w:ind w:left="708"/>
         <w:rPr>
           <w:lang w:val="en-GB"/>
@@ -365,6 +405,7 @@
     </w:p>
     <w:p>
       <w:pPr>
+        <w:shd w:val="clear" w:color="auto" w:fill="D9F2D0" w:themeFill="accent6" w:themeFillTint="33"/>
         <w:ind w:left="708"/>
         <w:rPr>
           <w:lang w:val="en-GB"/>
@@ -379,6 +420,7 @@
     </w:p>
     <w:p>
       <w:pPr>
+        <w:shd w:val="clear" w:color="auto" w:fill="D9F2D0" w:themeFill="accent6" w:themeFillTint="33"/>
         <w:ind w:left="708"/>
         <w:rPr>
           <w:lang w:val="en-GB"/>
@@ -393,6 +435,7 @@
     </w:p>
     <w:p>
       <w:pPr>
+        <w:shd w:val="clear" w:color="auto" w:fill="D9F2D0" w:themeFill="accent6" w:themeFillTint="33"/>
         <w:rPr>
           <w:lang w:val="en-GB"/>
         </w:rPr>
@@ -408,6 +451,7 @@
     </w:p>
     <w:p>
       <w:pPr>
+        <w:shd w:val="clear" w:color="auto" w:fill="D9F2D0" w:themeFill="accent6" w:themeFillTint="33"/>
         <w:ind w:left="708"/>
         <w:rPr>
           <w:lang w:val="en-GB"/>
@@ -422,6 +466,7 @@
     </w:p>
     <w:p>
       <w:pPr>
+        <w:shd w:val="clear" w:color="auto" w:fill="D9F2D0" w:themeFill="accent6" w:themeFillTint="33"/>
         <w:ind w:left="708"/>
         <w:rPr>
           <w:lang w:val="en-GB"/>
@@ -436,6 +481,7 @@
     </w:p>
     <w:p>
       <w:pPr>
+        <w:shd w:val="clear" w:color="auto" w:fill="D9F2D0" w:themeFill="accent6" w:themeFillTint="33"/>
         <w:ind w:left="708"/>
         <w:rPr>
           <w:lang w:val="en-GB"/>
@@ -450,6 +496,7 @@
     </w:p>
     <w:p>
       <w:pPr>
+        <w:shd w:val="clear" w:color="auto" w:fill="D9F2D0" w:themeFill="accent6" w:themeFillTint="33"/>
         <w:rPr>
           <w:b/>
           <w:bCs/>
@@ -464,6 +511,9 @@
       </w:r>
     </w:p>
     <w:p>
+      <w:pPr>
+        <w:shd w:val="clear" w:color="auto" w:fill="D9F2D0" w:themeFill="accent6" w:themeFillTint="33"/>
+      </w:pPr>
       <w:r>
         <w:rPr>
           <w:b/>
@@ -483,6 +533,7 @@
     </w:p>
     <w:p>
       <w:pPr>
+        <w:shd w:val="clear" w:color="auto" w:fill="D9F2D0" w:themeFill="accent6" w:themeFillTint="33"/>
         <w:ind w:left="708"/>
         <w:rPr>
           <w:lang w:val="en-GB"/>
@@ -497,6 +548,7 @@
     </w:p>
     <w:p>
       <w:pPr>
+        <w:shd w:val="clear" w:color="auto" w:fill="D9F2D0" w:themeFill="accent6" w:themeFillTint="33"/>
         <w:ind w:left="708"/>
         <w:rPr>
           <w:lang w:val="en-GB"/>
@@ -511,6 +563,7 @@
     </w:p>
     <w:p>
       <w:pPr>
+        <w:shd w:val="clear" w:color="auto" w:fill="D9F2D0" w:themeFill="accent6" w:themeFillTint="33"/>
         <w:ind w:left="708"/>
         <w:rPr>
           <w:lang w:val="en-GB"/>
@@ -524,6 +577,9 @@
       </w:r>
     </w:p>
     <w:p>
+      <w:pPr>
+        <w:shd w:val="clear" w:color="auto" w:fill="D9F2D0" w:themeFill="accent6" w:themeFillTint="33"/>
+      </w:pPr>
       <w:r>
         <w:rPr>
           <w:b/>
@@ -534,6 +590,7 @@
     </w:p>
     <w:p>
       <w:pPr>
+        <w:shd w:val="clear" w:color="auto" w:fill="D9F2D0" w:themeFill="accent6" w:themeFillTint="33"/>
         <w:ind w:left="708"/>
       </w:pPr>
       <w:r>
@@ -542,6 +599,7 @@
     </w:p>
     <w:p>
       <w:pPr>
+        <w:shd w:val="clear" w:color="auto" w:fill="D9F2D0" w:themeFill="accent6" w:themeFillTint="33"/>
         <w:ind w:left="708"/>
       </w:pPr>
       <w:r>
@@ -550,6 +608,7 @@
     </w:p>
     <w:p>
       <w:pPr>
+        <w:shd w:val="clear" w:color="auto" w:fill="D9F2D0" w:themeFill="accent6" w:themeFillTint="33"/>
         <w:ind w:left="708"/>
         <w:rPr>
           <w:lang w:val="en-GB"/>
@@ -564,6 +623,7 @@
     </w:p>
     <w:p>
       <w:pPr>
+        <w:shd w:val="clear" w:color="auto" w:fill="D9F2D0" w:themeFill="accent6" w:themeFillTint="33"/>
         <w:ind w:left="708"/>
         <w:rPr>
           <w:lang w:val="en-GB"/>
@@ -577,6 +637,9 @@
       </w:r>
     </w:p>
     <w:p>
+      <w:pPr>
+        <w:shd w:val="clear" w:color="auto" w:fill="D9F2D0" w:themeFill="accent6" w:themeFillTint="33"/>
+      </w:pPr>
       <w:r>
         <w:rPr>
           <w:b/>
@@ -587,6 +650,7 @@
     </w:p>
     <w:p>
       <w:pPr>
+        <w:shd w:val="clear" w:color="auto" w:fill="D9F2D0" w:themeFill="accent6" w:themeFillTint="33"/>
         <w:ind w:left="708"/>
       </w:pPr>
       <w:r>
@@ -595,6 +659,7 @@
     </w:p>
     <w:p>
       <w:pPr>
+        <w:shd w:val="clear" w:color="auto" w:fill="D9F2D0" w:themeFill="accent6" w:themeFillTint="33"/>
         <w:ind w:left="708"/>
       </w:pPr>
       <w:r>
@@ -603,6 +668,7 @@
     </w:p>
     <w:p>
       <w:pPr>
+        <w:shd w:val="clear" w:color="auto" w:fill="D9F2D0" w:themeFill="accent6" w:themeFillTint="33"/>
         <w:ind w:left="708"/>
       </w:pPr>
       <w:r>
@@ -611,6 +677,7 @@
     </w:p>
     <w:p>
       <w:pPr>
+        <w:shd w:val="clear" w:color="auto" w:fill="D9F2D0" w:themeFill="accent6" w:themeFillTint="33"/>
         <w:rPr>
           <w:b/>
           <w:bCs/>
@@ -625,6 +692,9 @@
       </w:r>
     </w:p>
     <w:p>
+      <w:pPr>
+        <w:shd w:val="clear" w:color="auto" w:fill="D9F2D0" w:themeFill="accent6" w:themeFillTint="33"/>
+      </w:pPr>
       <w:r>
         <w:rPr>
           <w:b/>
@@ -635,6 +705,7 @@
     </w:p>
     <w:p>
       <w:pPr>
+        <w:shd w:val="clear" w:color="auto" w:fill="D9F2D0" w:themeFill="accent6" w:themeFillTint="33"/>
         <w:ind w:left="708"/>
       </w:pPr>
       <w:r>
@@ -656,6 +727,7 @@
     </w:p>
     <w:p>
       <w:pPr>
+        <w:shd w:val="clear" w:color="auto" w:fill="D9F2D0" w:themeFill="accent6" w:themeFillTint="33"/>
         <w:ind w:left="708"/>
       </w:pPr>
       <w:r>
@@ -663,6 +735,9 @@
       </w:r>
     </w:p>
     <w:p>
+      <w:pPr>
+        <w:shd w:val="clear" w:color="auto" w:fill="D9F2D0" w:themeFill="accent6" w:themeFillTint="33"/>
+      </w:pPr>
       <w:r>
         <w:rPr>
           <w:b/>
@@ -673,6 +748,7 @@
     </w:p>
     <w:p>
       <w:pPr>
+        <w:shd w:val="clear" w:color="auto" w:fill="D9F2D0" w:themeFill="accent6" w:themeFillTint="33"/>
         <w:ind w:firstLine="708"/>
         <w:rPr>
           <w:lang w:val="en-GB"/>
@@ -687,6 +763,7 @@
     </w:p>
     <w:p>
       <w:pPr>
+        <w:shd w:val="clear" w:color="auto" w:fill="D9F2D0" w:themeFill="accent6" w:themeFillTint="33"/>
         <w:ind w:firstLine="708"/>
         <w:rPr>
           <w:lang w:val="en-GB"/>
@@ -701,6 +778,9 @@
       </w:r>
     </w:p>
     <w:p>
+      <w:pPr>
+        <w:shd w:val="clear" w:color="auto" w:fill="D9F2D0" w:themeFill="accent6" w:themeFillTint="33"/>
+      </w:pPr>
       <w:r>
         <w:rPr>
           <w:b/>
@@ -711,6 +791,7 @@
     </w:p>
     <w:p>
       <w:pPr>
+        <w:shd w:val="clear" w:color="auto" w:fill="D9F2D0" w:themeFill="accent6" w:themeFillTint="33"/>
         <w:ind w:left="708"/>
       </w:pPr>
       <w:r>
@@ -732,6 +813,7 @@
     </w:p>
     <w:p>
       <w:pPr>
+        <w:shd w:val="clear" w:color="auto" w:fill="D9F2D0" w:themeFill="accent6" w:themeFillTint="33"/>
         <w:ind w:left="708"/>
       </w:pPr>
       <w:r>
@@ -739,6 +821,9 @@
       </w:r>
     </w:p>
     <w:p>
+      <w:pPr>
+        <w:shd w:val="clear" w:color="auto" w:fill="D9F2D0" w:themeFill="accent6" w:themeFillTint="33"/>
+      </w:pPr>
       <w:r>
         <w:rPr>
           <w:b/>
@@ -749,6 +834,7 @@
     </w:p>
     <w:p>
       <w:pPr>
+        <w:shd w:val="clear" w:color="auto" w:fill="D9F2D0" w:themeFill="accent6" w:themeFillTint="33"/>
         <w:ind w:left="708"/>
         <w:rPr>
           <w:lang w:val="en-GB"/>
@@ -763,6 +849,7 @@
     </w:p>
     <w:p>
       <w:pPr>
+        <w:shd w:val="clear" w:color="auto" w:fill="D9F2D0" w:themeFill="accent6" w:themeFillTint="33"/>
         <w:ind w:left="708"/>
       </w:pPr>
       <w:r>
@@ -770,6 +857,9 @@
       </w:r>
     </w:p>
     <w:p>
+      <w:pPr>
+        <w:shd w:val="clear" w:color="auto" w:fill="D9F2D0" w:themeFill="accent6" w:themeFillTint="33"/>
+      </w:pPr>
       <w:r>
         <w:t xml:space="preserve">Si NO existe total, luego lo calculamos con </w:t>
       </w:r>
@@ -784,6 +874,7 @@
     </w:p>
     <w:p>
       <w:pPr>
+        <w:shd w:val="clear" w:color="auto" w:fill="D9F2D0" w:themeFill="accent6" w:themeFillTint="33"/>
         <w:rPr>
           <w:b/>
           <w:bCs/>
@@ -798,6 +889,9 @@
       </w:r>
     </w:p>
     <w:p>
+      <w:pPr>
+        <w:shd w:val="clear" w:color="auto" w:fill="D9F2D0" w:themeFill="accent6" w:themeFillTint="33"/>
+      </w:pPr>
       <w:r>
         <w:rPr>
           <w:b/>
@@ -808,6 +902,7 @@
     </w:p>
     <w:p>
       <w:pPr>
+        <w:shd w:val="clear" w:color="auto" w:fill="D9F2D0" w:themeFill="accent6" w:themeFillTint="33"/>
         <w:ind w:left="708"/>
         <w:rPr>
           <w:lang w:val="en-GB"/>
@@ -822,6 +917,7 @@
     </w:p>
     <w:p>
       <w:pPr>
+        <w:shd w:val="clear" w:color="auto" w:fill="D9F2D0" w:themeFill="accent6" w:themeFillTint="33"/>
         <w:ind w:left="708"/>
         <w:rPr>
           <w:lang w:val="en-GB"/>
@@ -836,6 +932,7 @@
     </w:p>
     <w:p>
       <w:pPr>
+        <w:shd w:val="clear" w:color="auto" w:fill="D9F2D0" w:themeFill="accent6" w:themeFillTint="33"/>
         <w:ind w:left="708"/>
         <w:rPr>
           <w:lang w:val="en-GB"/>
@@ -849,6 +946,9 @@
       </w:r>
     </w:p>
     <w:p>
+      <w:pPr>
+        <w:shd w:val="clear" w:color="auto" w:fill="D9F2D0" w:themeFill="accent6" w:themeFillTint="33"/>
+      </w:pPr>
       <w:r>
         <w:rPr>
           <w:b/>
@@ -859,6 +959,7 @@
     </w:p>
     <w:p>
       <w:pPr>
+        <w:shd w:val="clear" w:color="auto" w:fill="D9F2D0" w:themeFill="accent6" w:themeFillTint="33"/>
         <w:ind w:left="708"/>
         <w:rPr>
           <w:lang w:val="en-GB"/>
@@ -909,6 +1010,7 @@
     </w:p>
     <w:p>
       <w:pPr>
+        <w:shd w:val="clear" w:color="auto" w:fill="D9F2D0" w:themeFill="accent6" w:themeFillTint="33"/>
         <w:ind w:left="708"/>
         <w:rPr>
           <w:lang w:val="en-GB"/>
@@ -931,6 +1033,7 @@
     </w:p>
     <w:p>
       <w:pPr>
+        <w:shd w:val="clear" w:color="auto" w:fill="D9F2D0" w:themeFill="accent6" w:themeFillTint="33"/>
         <w:ind w:left="708"/>
         <w:rPr>
           <w:lang w:val="en-GB"/>
@@ -945,6 +1048,7 @@
     </w:p>
     <w:p>
       <w:pPr>
+        <w:shd w:val="clear" w:color="auto" w:fill="D9F2D0" w:themeFill="accent6" w:themeFillTint="33"/>
         <w:ind w:left="708"/>
         <w:rPr>
           <w:lang w:val="en-GB"/>
@@ -958,6 +1062,9 @@
       </w:r>
     </w:p>
     <w:p>
+      <w:pPr>
+        <w:shd w:val="clear" w:color="auto" w:fill="D9F2D0" w:themeFill="accent6" w:themeFillTint="33"/>
+      </w:pPr>
       <w:r>
         <w:rPr>
           <w:b/>
@@ -968,6 +1075,7 @@
     </w:p>
     <w:p>
       <w:pPr>
+        <w:shd w:val="clear" w:color="auto" w:fill="D9F2D0" w:themeFill="accent6" w:themeFillTint="33"/>
         <w:ind w:left="708"/>
         <w:rPr>
           <w:lang w:val="en-GB"/>
@@ -1018,6 +1126,7 @@
     </w:p>
     <w:p>
       <w:pPr>
+        <w:shd w:val="clear" w:color="auto" w:fill="D9F2D0" w:themeFill="accent6" w:themeFillTint="33"/>
         <w:ind w:left="708"/>
         <w:rPr>
           <w:lang w:val="en-GB"/>
@@ -1040,6 +1149,7 @@
     </w:p>
     <w:p>
       <w:pPr>
+        <w:shd w:val="clear" w:color="auto" w:fill="D9F2D0" w:themeFill="accent6" w:themeFillTint="33"/>
         <w:ind w:left="708"/>
         <w:rPr>
           <w:lang w:val="en-GB"/>
@@ -1054,6 +1164,7 @@
     </w:p>
     <w:p>
       <w:pPr>
+        <w:shd w:val="clear" w:color="auto" w:fill="D9F2D0" w:themeFill="accent6" w:themeFillTint="33"/>
         <w:ind w:left="708"/>
       </w:pPr>
       <w:r>
@@ -1069,6 +1180,9 @@
       </w:r>
     </w:p>
     <w:p>
+      <w:pPr>
+        <w:shd w:val="clear" w:color="auto" w:fill="D9F2D0" w:themeFill="accent6" w:themeFillTint="33"/>
+      </w:pPr>
       <w:r>
         <w:pict w14:anchorId="2879B9F4">
           <v:rect id="_x0000_i1025" style="width:0;height:1.5pt" o:hralign="center" o:hrstd="t" o:hr="t" fillcolor="#a0a0a0" stroked="f"/>
@@ -1077,6 +1191,7 @@
     </w:p>
     <w:p>
       <w:pPr>
+        <w:shd w:val="clear" w:color="auto" w:fill="D9F2D0" w:themeFill="accent6" w:themeFillTint="33"/>
         <w:rPr>
           <w:b/>
           <w:bCs/>
@@ -1100,6 +1215,7 @@
     </w:p>
     <w:p>
       <w:pPr>
+        <w:shd w:val="clear" w:color="auto" w:fill="D9F2D0" w:themeFill="accent6" w:themeFillTint="33"/>
         <w:rPr>
           <w:b/>
           <w:bCs/>
@@ -1114,6 +1230,9 @@
       </w:r>
     </w:p>
     <w:p>
+      <w:pPr>
+        <w:shd w:val="clear" w:color="auto" w:fill="D9F2D0" w:themeFill="accent6" w:themeFillTint="33"/>
+      </w:pPr>
       <w:r>
         <w:rPr>
           <w:b/>
@@ -1124,6 +1243,7 @@
     </w:p>
     <w:p>
       <w:pPr>
+        <w:shd w:val="clear" w:color="auto" w:fill="D9F2D0" w:themeFill="accent6" w:themeFillTint="33"/>
         <w:ind w:firstLine="708"/>
       </w:pPr>
       <w:r>
@@ -1160,6 +1280,7 @@
     </w:p>
     <w:p>
       <w:pPr>
+        <w:shd w:val="clear" w:color="auto" w:fill="D9F2D0" w:themeFill="accent6" w:themeFillTint="33"/>
         <w:ind w:left="708"/>
         <w:rPr>
           <w:lang w:val="en-GB"/>
@@ -1175,6 +1296,7 @@
     </w:p>
     <w:p>
       <w:pPr>
+        <w:shd w:val="clear" w:color="auto" w:fill="D9F2D0" w:themeFill="accent6" w:themeFillTint="33"/>
         <w:ind w:left="708"/>
         <w:rPr>
           <w:lang w:val="en-GB"/>
@@ -1188,6 +1310,9 @@
       </w:r>
     </w:p>
     <w:p>
+      <w:pPr>
+        <w:shd w:val="clear" w:color="auto" w:fill="D9F2D0" w:themeFill="accent6" w:themeFillTint="33"/>
+      </w:pPr>
       <w:r>
         <w:rPr>
           <w:b/>
@@ -1214,6 +1339,7 @@
     </w:p>
     <w:p>
       <w:pPr>
+        <w:shd w:val="clear" w:color="auto" w:fill="D9F2D0" w:themeFill="accent6" w:themeFillTint="33"/>
         <w:ind w:left="708"/>
       </w:pPr>
       <w:r>
@@ -1250,6 +1376,7 @@
     </w:p>
     <w:p>
       <w:pPr>
+        <w:shd w:val="clear" w:color="auto" w:fill="D9F2D0" w:themeFill="accent6" w:themeFillTint="33"/>
         <w:ind w:left="708"/>
         <w:rPr>
           <w:lang w:val="en-GB"/>
@@ -1264,6 +1391,7 @@
     </w:p>
     <w:p>
       <w:pPr>
+        <w:shd w:val="clear" w:color="auto" w:fill="D9F2D0" w:themeFill="accent6" w:themeFillTint="33"/>
         <w:ind w:left="708"/>
         <w:rPr>
           <w:lang w:val="en-GB"/>
@@ -1278,6 +1406,7 @@
     </w:p>
     <w:p>
       <w:pPr>
+        <w:shd w:val="clear" w:color="auto" w:fill="D9F2D0" w:themeFill="accent6" w:themeFillTint="33"/>
         <w:ind w:left="708"/>
       </w:pPr>
       <w:r>
@@ -1295,6 +1424,9 @@
       </w:r>
     </w:p>
     <w:p>
+      <w:pPr>
+        <w:shd w:val="clear" w:color="auto" w:fill="D9F2D0" w:themeFill="accent6" w:themeFillTint="33"/>
+      </w:pPr>
       <w:r>
         <w:rPr>
           <w:b/>
@@ -1305,6 +1437,7 @@
     </w:p>
     <w:p>
       <w:pPr>
+        <w:shd w:val="clear" w:color="auto" w:fill="D9F2D0" w:themeFill="accent6" w:themeFillTint="33"/>
         <w:ind w:left="708"/>
         <w:rPr>
           <w:lang w:val="en-GB"/>
@@ -1319,6 +1452,7 @@
     </w:p>
     <w:p>
       <w:pPr>
+        <w:shd w:val="clear" w:color="auto" w:fill="D9F2D0" w:themeFill="accent6" w:themeFillTint="33"/>
         <w:ind w:left="708"/>
         <w:rPr>
           <w:lang w:val="en-GB"/>
@@ -1333,6 +1467,7 @@
     </w:p>
     <w:p>
       <w:pPr>
+        <w:shd w:val="clear" w:color="auto" w:fill="D9F2D0" w:themeFill="accent6" w:themeFillTint="33"/>
         <w:ind w:left="708"/>
         <w:rPr>
           <w:lang w:val="en-GB"/>
@@ -1347,6 +1482,7 @@
     </w:p>
     <w:p>
       <w:pPr>
+        <w:shd w:val="clear" w:color="auto" w:fill="D9F2D0" w:themeFill="accent6" w:themeFillTint="33"/>
         <w:ind w:left="708"/>
       </w:pPr>
       <w:r>
@@ -1355,6 +1491,7 @@
     </w:p>
     <w:p>
       <w:pPr>
+        <w:shd w:val="clear" w:color="auto" w:fill="D9F2D0" w:themeFill="accent6" w:themeFillTint="33"/>
         <w:ind w:left="708"/>
       </w:pPr>
       <w:r>
@@ -1363,6 +1500,7 @@
     </w:p>
     <w:p>
       <w:pPr>
+        <w:shd w:val="clear" w:color="auto" w:fill="D9F2D0" w:themeFill="accent6" w:themeFillTint="33"/>
         <w:ind w:left="708"/>
         <w:rPr>
           <w:lang w:val="en-GB"/>
@@ -1377,6 +1515,7 @@
     </w:p>
     <w:p>
       <w:pPr>
+        <w:shd w:val="clear" w:color="auto" w:fill="D9F2D0" w:themeFill="accent6" w:themeFillTint="33"/>
         <w:ind w:left="708"/>
         <w:rPr>
           <w:lang w:val="en-GB"/>
@@ -1391,6 +1530,7 @@
     </w:p>
     <w:p>
       <w:pPr>
+        <w:shd w:val="clear" w:color="auto" w:fill="D9F2D0" w:themeFill="accent6" w:themeFillTint="33"/>
         <w:ind w:left="708"/>
       </w:pPr>
       <w:r>
@@ -1409,6 +1549,7 @@
     </w:p>
     <w:p>
       <w:pPr>
+        <w:shd w:val="clear" w:color="auto" w:fill="D9F2D0" w:themeFill="accent6" w:themeFillTint="33"/>
         <w:rPr>
           <w:b/>
           <w:bCs/>
@@ -1423,6 +1564,9 @@
       </w:r>
     </w:p>
     <w:p>
+      <w:pPr>
+        <w:shd w:val="clear" w:color="auto" w:fill="D9F2D0" w:themeFill="accent6" w:themeFillTint="33"/>
+      </w:pPr>
       <w:r>
         <w:rPr>
           <w:b/>
@@ -1433,6 +1577,7 @@
     </w:p>
     <w:p>
       <w:pPr>
+        <w:shd w:val="clear" w:color="auto" w:fill="D9F2D0" w:themeFill="accent6" w:themeFillTint="33"/>
         <w:ind w:left="708"/>
       </w:pPr>
       <w:r>
@@ -1486,6 +1631,7 @@
     </w:p>
     <w:p>
       <w:pPr>
+        <w:shd w:val="clear" w:color="auto" w:fill="D9F2D0" w:themeFill="accent6" w:themeFillTint="33"/>
         <w:ind w:left="708"/>
         <w:rPr>
           <w:lang w:val="en-GB"/>
@@ -1500,6 +1646,7 @@
     </w:p>
     <w:p>
       <w:pPr>
+        <w:shd w:val="clear" w:color="auto" w:fill="D9F2D0" w:themeFill="accent6" w:themeFillTint="33"/>
         <w:ind w:left="708"/>
         <w:rPr>
           <w:lang w:val="en-GB"/>
@@ -1514,6 +1661,7 @@
     </w:p>
     <w:p>
       <w:pPr>
+        <w:shd w:val="clear" w:color="auto" w:fill="D9F2D0" w:themeFill="accent6" w:themeFillTint="33"/>
         <w:ind w:left="708"/>
         <w:rPr>
           <w:lang w:val="en-GB"/>
@@ -1528,6 +1676,7 @@
     </w:p>
     <w:p>
       <w:pPr>
+        <w:shd w:val="clear" w:color="auto" w:fill="D9F2D0" w:themeFill="accent6" w:themeFillTint="33"/>
         <w:ind w:left="708"/>
         <w:rPr>
           <w:lang w:val="en-GB"/>
@@ -1541,6 +1690,9 @@
       </w:r>
     </w:p>
     <w:p>
+      <w:pPr>
+        <w:shd w:val="clear" w:color="auto" w:fill="D9F2D0" w:themeFill="accent6" w:themeFillTint="33"/>
+      </w:pPr>
       <w:r>
         <w:rPr>
           <w:b/>
@@ -1551,6 +1703,7 @@
     </w:p>
     <w:p>
       <w:pPr>
+        <w:shd w:val="clear" w:color="auto" w:fill="D9F2D0" w:themeFill="accent6" w:themeFillTint="33"/>
         <w:ind w:left="708"/>
       </w:pPr>
       <w:r>
@@ -1617,6 +1770,7 @@
     </w:p>
     <w:p>
       <w:pPr>
+        <w:shd w:val="clear" w:color="auto" w:fill="D9F2D0" w:themeFill="accent6" w:themeFillTint="33"/>
         <w:ind w:left="708"/>
         <w:rPr>
           <w:lang w:val="en-GB"/>
@@ -1631,6 +1785,7 @@
     </w:p>
     <w:p>
       <w:pPr>
+        <w:shd w:val="clear" w:color="auto" w:fill="D9F2D0" w:themeFill="accent6" w:themeFillTint="33"/>
         <w:ind w:left="708"/>
         <w:rPr>
           <w:lang w:val="en-GB"/>
@@ -1645,6 +1800,7 @@
     </w:p>
     <w:p>
       <w:pPr>
+        <w:shd w:val="clear" w:color="auto" w:fill="D9F2D0" w:themeFill="accent6" w:themeFillTint="33"/>
         <w:ind w:left="708"/>
         <w:rPr>
           <w:lang w:val="en-GB"/>
@@ -1660,6 +1816,7 @@
     </w:p>
     <w:p>
       <w:pPr>
+        <w:shd w:val="clear" w:color="auto" w:fill="D9F2D0" w:themeFill="accent6" w:themeFillTint="33"/>
         <w:ind w:left="708"/>
         <w:rPr>
           <w:lang w:val="en-GB"/>
@@ -1674,6 +1831,7 @@
     </w:p>
     <w:p>
       <w:pPr>
+        <w:shd w:val="clear" w:color="auto" w:fill="D9F2D0" w:themeFill="accent6" w:themeFillTint="33"/>
         <w:ind w:left="708"/>
       </w:pPr>
       <w:r>
@@ -1690,6 +1848,7 @@
     </w:p>
     <w:p>
       <w:pPr>
+        <w:shd w:val="clear" w:color="auto" w:fill="D9F2D0" w:themeFill="accent6" w:themeFillTint="33"/>
         <w:rPr>
           <w:b/>
           <w:bCs/>
@@ -1704,6 +1863,9 @@
       </w:r>
     </w:p>
     <w:p>
+      <w:pPr>
+        <w:shd w:val="clear" w:color="auto" w:fill="D9F2D0" w:themeFill="accent6" w:themeFillTint="33"/>
+      </w:pPr>
       <w:r>
         <w:rPr>
           <w:b/>
@@ -1714,6 +1876,7 @@
     </w:p>
     <w:p>
       <w:pPr>
+        <w:shd w:val="clear" w:color="auto" w:fill="D9F2D0" w:themeFill="accent6" w:themeFillTint="33"/>
         <w:ind w:left="708"/>
       </w:pPr>
       <w:r>
@@ -1763,6 +1926,7 @@
     </w:p>
     <w:p>
       <w:pPr>
+        <w:shd w:val="clear" w:color="auto" w:fill="D9F2D0" w:themeFill="accent6" w:themeFillTint="33"/>
         <w:ind w:left="708"/>
       </w:pPr>
       <w:r>
@@ -1799,6 +1963,7 @@
     </w:p>
     <w:p>
       <w:pPr>
+        <w:shd w:val="clear" w:color="auto" w:fill="D9F2D0" w:themeFill="accent6" w:themeFillTint="33"/>
         <w:ind w:left="708"/>
       </w:pPr>
       <w:r>
@@ -1820,6 +1985,7 @@
     </w:p>
     <w:p>
       <w:pPr>
+        <w:shd w:val="clear" w:color="auto" w:fill="D9F2D0" w:themeFill="accent6" w:themeFillTint="33"/>
         <w:ind w:left="708"/>
       </w:pPr>
       <w:r>
@@ -1843,6 +2009,9 @@
       </w:r>
     </w:p>
     <w:p>
+      <w:pPr>
+        <w:shd w:val="clear" w:color="auto" w:fill="D9F2D0" w:themeFill="accent6" w:themeFillTint="33"/>
+      </w:pPr>
       <w:r>
         <w:rPr>
           <w:b/>
@@ -1853,6 +2022,7 @@
     </w:p>
     <w:p>
       <w:pPr>
+        <w:shd w:val="clear" w:color="auto" w:fill="D9F2D0" w:themeFill="accent6" w:themeFillTint="33"/>
         <w:ind w:left="708"/>
       </w:pPr>
       <w:r>
@@ -1869,6 +2039,7 @@
     </w:p>
     <w:p>
       <w:pPr>
+        <w:shd w:val="clear" w:color="auto" w:fill="D9F2D0" w:themeFill="accent6" w:themeFillTint="33"/>
         <w:ind w:left="708"/>
       </w:pPr>
       <w:r>
@@ -1908,6 +2079,7 @@
     </w:p>
     <w:p>
       <w:pPr>
+        <w:shd w:val="clear" w:color="auto" w:fill="D9F2D0" w:themeFill="accent6" w:themeFillTint="33"/>
         <w:ind w:left="708"/>
         <w:rPr>
           <w:lang w:val="en-GB"/>
@@ -1922,6 +2094,7 @@
     </w:p>
     <w:p>
       <w:pPr>
+        <w:shd w:val="clear" w:color="auto" w:fill="D9F2D0" w:themeFill="accent6" w:themeFillTint="33"/>
         <w:ind w:left="708"/>
         <w:rPr>
           <w:lang w:val="en-GB"/>
@@ -1935,6 +2108,9 @@
       </w:r>
     </w:p>
     <w:p>
+      <w:pPr>
+        <w:shd w:val="clear" w:color="auto" w:fill="D9F2D0" w:themeFill="accent6" w:themeFillTint="33"/>
+      </w:pPr>
       <w:r>
         <w:rPr>
           <w:b/>
@@ -1945,6 +2121,7 @@
     </w:p>
     <w:p>
       <w:pPr>
+        <w:shd w:val="clear" w:color="auto" w:fill="D9F2D0" w:themeFill="accent6" w:themeFillTint="33"/>
         <w:ind w:left="708"/>
       </w:pPr>
       <w:r>
@@ -1961,6 +2138,7 @@
     </w:p>
     <w:p>
       <w:pPr>
+        <w:shd w:val="clear" w:color="auto" w:fill="D9F2D0" w:themeFill="accent6" w:themeFillTint="33"/>
         <w:ind w:left="708"/>
       </w:pPr>
       <w:r>
@@ -2000,6 +2178,7 @@
     </w:p>
     <w:p>
       <w:pPr>
+        <w:shd w:val="clear" w:color="auto" w:fill="D9F2D0" w:themeFill="accent6" w:themeFillTint="33"/>
         <w:ind w:left="708"/>
         <w:rPr>
           <w:lang w:val="en-GB"/>
@@ -2014,6 +2193,7 @@
     </w:p>
     <w:p>
       <w:pPr>
+        <w:shd w:val="clear" w:color="auto" w:fill="D9F2D0" w:themeFill="accent6" w:themeFillTint="33"/>
         <w:ind w:left="708"/>
         <w:rPr>
           <w:lang w:val="en-GB"/>
@@ -2028,6 +2208,7 @@
     </w:p>
     <w:p>
       <w:pPr>
+        <w:shd w:val="clear" w:color="auto" w:fill="D9F2D0" w:themeFill="accent6" w:themeFillTint="33"/>
         <w:ind w:left="708"/>
         <w:rPr>
           <w:lang w:val="en-GB"/>
@@ -2042,6 +2223,7 @@
     </w:p>
     <w:p>
       <w:pPr>
+        <w:shd w:val="clear" w:color="auto" w:fill="D9F2D0" w:themeFill="accent6" w:themeFillTint="33"/>
         <w:rPr>
           <w:b/>
           <w:bCs/>
@@ -2058,6 +2240,9 @@
       </w:r>
     </w:p>
     <w:p>
+      <w:pPr>
+        <w:shd w:val="clear" w:color="auto" w:fill="D9F2D0" w:themeFill="accent6" w:themeFillTint="33"/>
+      </w:pPr>
       <w:r>
         <w:rPr>
           <w:b/>
@@ -2068,6 +2253,7 @@
     </w:p>
     <w:p>
       <w:pPr>
+        <w:shd w:val="clear" w:color="auto" w:fill="D9F2D0" w:themeFill="accent6" w:themeFillTint="33"/>
         <w:ind w:left="708"/>
       </w:pPr>
       <w:r>
@@ -2094,6 +2280,7 @@
     </w:p>
     <w:p>
       <w:pPr>
+        <w:shd w:val="clear" w:color="auto" w:fill="D9F2D0" w:themeFill="accent6" w:themeFillTint="33"/>
         <w:ind w:left="708"/>
       </w:pPr>
       <w:r>
@@ -2133,6 +2320,7 @@
     </w:p>
     <w:p>
       <w:pPr>
+        <w:shd w:val="clear" w:color="auto" w:fill="D9F2D0" w:themeFill="accent6" w:themeFillTint="33"/>
         <w:ind w:left="708"/>
         <w:rPr>
           <w:lang w:val="en-GB"/>
@@ -2147,6 +2335,7 @@
     </w:p>
     <w:p>
       <w:pPr>
+        <w:shd w:val="clear" w:color="auto" w:fill="D9F2D0" w:themeFill="accent6" w:themeFillTint="33"/>
         <w:ind w:left="708"/>
         <w:rPr>
           <w:lang w:val="en-GB"/>
@@ -2161,6 +2350,7 @@
     </w:p>
     <w:p>
       <w:pPr>
+        <w:shd w:val="clear" w:color="auto" w:fill="D9F2D0" w:themeFill="accent6" w:themeFillTint="33"/>
         <w:ind w:left="708"/>
       </w:pPr>
       <w:r>
@@ -2198,6 +2388,7 @@
     </w:p>
     <w:p>
       <w:pPr>
+        <w:shd w:val="clear" w:color="auto" w:fill="D9F2D0" w:themeFill="accent6" w:themeFillTint="33"/>
         <w:ind w:firstLine="708"/>
         <w:rPr>
           <w:lang w:val="en-GB"/>
@@ -2242,6 +2433,9 @@
       </w:r>
     </w:p>
     <w:p>
+      <w:pPr>
+        <w:shd w:val="clear" w:color="auto" w:fill="D9F2D0" w:themeFill="accent6" w:themeFillTint="33"/>
+      </w:pPr>
       <w:r>
         <w:rPr>
           <w:b/>
@@ -2252,6 +2446,7 @@
     </w:p>
     <w:p>
       <w:pPr>
+        <w:shd w:val="clear" w:color="auto" w:fill="D9F2D0" w:themeFill="accent6" w:themeFillTint="33"/>
         <w:ind w:left="708"/>
       </w:pPr>
       <w:r>
@@ -2278,6 +2473,7 @@
     </w:p>
     <w:p>
       <w:pPr>
+        <w:shd w:val="clear" w:color="auto" w:fill="D9F2D0" w:themeFill="accent6" w:themeFillTint="33"/>
         <w:ind w:left="708"/>
       </w:pPr>
       <w:r>
@@ -2317,6 +2513,7 @@
     </w:p>
     <w:p>
       <w:pPr>
+        <w:shd w:val="clear" w:color="auto" w:fill="D9F2D0" w:themeFill="accent6" w:themeFillTint="33"/>
         <w:ind w:left="708"/>
         <w:rPr>
           <w:lang w:val="en-GB"/>
@@ -2331,6 +2528,7 @@
     </w:p>
     <w:p>
       <w:pPr>
+        <w:shd w:val="clear" w:color="auto" w:fill="D9F2D0" w:themeFill="accent6" w:themeFillTint="33"/>
         <w:ind w:left="708"/>
         <w:rPr>
           <w:lang w:val="en-GB"/>
@@ -2345,6 +2543,7 @@
     </w:p>
     <w:p>
       <w:pPr>
+        <w:shd w:val="clear" w:color="auto" w:fill="D9F2D0" w:themeFill="accent6" w:themeFillTint="33"/>
         <w:ind w:left="708"/>
         <w:rPr>
           <w:lang w:val="en-GB"/>
@@ -2359,6 +2558,7 @@
     </w:p>
     <w:p>
       <w:pPr>
+        <w:shd w:val="clear" w:color="auto" w:fill="D9F2D0" w:themeFill="accent6" w:themeFillTint="33"/>
         <w:ind w:left="708"/>
         <w:rPr>
           <w:lang w:val="en-GB"/>
@@ -2373,6 +2573,7 @@
     </w:p>
     <w:p>
       <w:pPr>
+        <w:shd w:val="clear" w:color="auto" w:fill="D9F2D0" w:themeFill="accent6" w:themeFillTint="33"/>
         <w:ind w:left="708"/>
         <w:rPr>
           <w:lang w:val="en-GB"/>
@@ -2387,6 +2588,7 @@
     </w:p>
     <w:p>
       <w:pPr>
+        <w:shd w:val="clear" w:color="auto" w:fill="D9F2D0" w:themeFill="accent6" w:themeFillTint="33"/>
         <w:ind w:left="708"/>
       </w:pPr>
       <w:r>
@@ -2394,6 +2596,9 @@
       </w:r>
     </w:p>
     <w:p>
+      <w:pPr>
+        <w:shd w:val="clear" w:color="auto" w:fill="D9F2D0" w:themeFill="accent6" w:themeFillTint="33"/>
+      </w:pPr>
       <w:r>
         <w:rPr>
           <w:b/>
@@ -2404,6 +2609,7 @@
     </w:p>
     <w:p>
       <w:pPr>
+        <w:shd w:val="clear" w:color="auto" w:fill="D9F2D0" w:themeFill="accent6" w:themeFillTint="33"/>
         <w:ind w:left="708"/>
       </w:pPr>
       <w:r>
@@ -2430,6 +2636,7 @@
     </w:p>
     <w:p>
       <w:pPr>
+        <w:shd w:val="clear" w:color="auto" w:fill="D9F2D0" w:themeFill="accent6" w:themeFillTint="33"/>
         <w:ind w:left="708"/>
       </w:pPr>
       <w:r>
@@ -2456,6 +2663,7 @@
     </w:p>
     <w:p>
       <w:pPr>
+        <w:shd w:val="clear" w:color="auto" w:fill="D9F2D0" w:themeFill="accent6" w:themeFillTint="33"/>
         <w:ind w:left="708"/>
         <w:rPr>
           <w:lang w:val="en-GB"/>
@@ -2470,6 +2678,7 @@
     </w:p>
     <w:p>
       <w:pPr>
+        <w:shd w:val="clear" w:color="auto" w:fill="D9F2D0" w:themeFill="accent6" w:themeFillTint="33"/>
         <w:ind w:left="708"/>
         <w:rPr>
           <w:lang w:val="en-GB"/>
@@ -2484,6 +2693,7 @@
     </w:p>
     <w:p>
       <w:pPr>
+        <w:shd w:val="clear" w:color="auto" w:fill="D9F2D0" w:themeFill="accent6" w:themeFillTint="33"/>
         <w:ind w:left="708"/>
         <w:rPr>
           <w:lang w:val="en-GB"/>
@@ -2498,6 +2708,7 @@
     </w:p>
     <w:p>
       <w:pPr>
+        <w:shd w:val="clear" w:color="auto" w:fill="D9F2D0" w:themeFill="accent6" w:themeFillTint="33"/>
         <w:ind w:left="708"/>
       </w:pPr>
       <w:r>
@@ -2514,6 +2725,7 @@
     </w:p>
     <w:p>
       <w:pPr>
+        <w:shd w:val="clear" w:color="auto" w:fill="D9F2D0" w:themeFill="accent6" w:themeFillTint="33"/>
         <w:ind w:left="708"/>
       </w:pPr>
       <w:r>
@@ -2521,6 +2733,9 @@
       </w:r>
     </w:p>
     <w:p>
+      <w:pPr>
+        <w:shd w:val="clear" w:color="auto" w:fill="D9F2D0" w:themeFill="accent6" w:themeFillTint="33"/>
+      </w:pPr>
       <w:r>
         <w:rPr>
           <w:b/>
@@ -2531,6 +2746,7 @@
     </w:p>
     <w:p>
       <w:pPr>
+        <w:shd w:val="clear" w:color="auto" w:fill="D9F2D0" w:themeFill="accent6" w:themeFillTint="33"/>
         <w:ind w:left="708"/>
       </w:pPr>
       <w:r>
@@ -2557,6 +2773,7 @@
     </w:p>
     <w:p>
       <w:pPr>
+        <w:shd w:val="clear" w:color="auto" w:fill="D9F2D0" w:themeFill="accent6" w:themeFillTint="33"/>
         <w:ind w:left="708"/>
       </w:pPr>
       <w:r>
@@ -2583,6 +2800,7 @@
     </w:p>
     <w:p>
       <w:pPr>
+        <w:shd w:val="clear" w:color="auto" w:fill="D9F2D0" w:themeFill="accent6" w:themeFillTint="33"/>
         <w:ind w:left="708"/>
         <w:rPr>
           <w:lang w:val="en-GB"/>
@@ -2597,6 +2815,7 @@
     </w:p>
     <w:p>
       <w:pPr>
+        <w:shd w:val="clear" w:color="auto" w:fill="D9F2D0" w:themeFill="accent6" w:themeFillTint="33"/>
         <w:ind w:left="708"/>
         <w:rPr>
           <w:lang w:val="en-GB"/>
@@ -2611,6 +2830,7 @@
     </w:p>
     <w:p>
       <w:pPr>
+        <w:shd w:val="clear" w:color="auto" w:fill="D9F2D0" w:themeFill="accent6" w:themeFillTint="33"/>
         <w:ind w:left="708"/>
         <w:rPr>
           <w:lang w:val="en-GB"/>
@@ -2625,6 +2845,7 @@
     </w:p>
     <w:p>
       <w:pPr>
+        <w:shd w:val="clear" w:color="auto" w:fill="D9F2D0" w:themeFill="accent6" w:themeFillTint="33"/>
         <w:ind w:left="708"/>
       </w:pPr>
       <w:r>

--- a/MF0964_3 Desarrollo de elementos software para gestión de/SQL/Ejercicios sql base de datos phoneland.docx
+++ b/MF0964_3 Desarrollo de elementos software para gestión de/SQL/Ejercicios sql base de datos phoneland.docx
@@ -116,15 +116,20 @@
         <w:ind w:left="708"/>
       </w:pPr>
       <w:r>
-        <w:t xml:space="preserve">SELECT nombre, </w:t>
-      </w:r>
-      <w:proofErr w:type="spellStart"/>
-      <w:r>
-        <w:t>telefono</w:t>
-      </w:r>
-      <w:proofErr w:type="spellEnd"/>
-      <w:r>
-        <w:t>, email</w:t>
+        <w:t xml:space="preserve">SELECT </w:t>
+      </w:r>
+      <w:proofErr w:type="spellStart"/>
+      <w:proofErr w:type="gramStart"/>
+      <w:r>
+        <w:t>nombre</w:t>
+      </w:r>
+      <w:r>
+        <w:t>,direccion</w:t>
+      </w:r>
+      <w:proofErr w:type="spellEnd"/>
+      <w:proofErr w:type="gramEnd"/>
+      <w:r>
+        <w:t>,</w:t>
       </w:r>
     </w:p>
     <w:p>
@@ -244,8 +249,16 @@
         <w:rPr>
           <w:lang w:val="en-GB"/>
         </w:rPr>
-        <w:t>WHERE nombre LIKE 'A%';</w:t>
-      </w:r>
+        <w:t>WHERE nombre LIKE 'A%</w:t>
+      </w:r>
+      <w:proofErr w:type="gramStart"/>
+      <w:r>
+        <w:rPr>
+          <w:lang w:val="en-GB"/>
+        </w:rPr>
+        <w:t>';</w:t>
+      </w:r>
+      <w:proofErr w:type="gramEnd"/>
     </w:p>
     <w:p>
       <w:pPr>
@@ -340,8 +353,16 @@
         <w:rPr>
           <w:lang w:val="en-GB"/>
         </w:rPr>
-        <w:t>WHERE fecha = '2025-01-15';</w:t>
-      </w:r>
+        <w:t>WHERE fecha = '2025-01-15</w:t>
+      </w:r>
+      <w:proofErr w:type="gramStart"/>
+      <w:r>
+        <w:rPr>
+          <w:lang w:val="en-GB"/>
+        </w:rPr>
+        <w:t>';</w:t>
+      </w:r>
+      <w:proofErr w:type="gramEnd"/>
     </w:p>
     <w:p>
       <w:pPr>
@@ -430,8 +451,16 @@
         <w:rPr>
           <w:lang w:val="en-GB"/>
         </w:rPr>
-        <w:t>WHERE email IS NULL;</w:t>
-      </w:r>
+        <w:t xml:space="preserve">WHERE email IS </w:t>
+      </w:r>
+      <w:proofErr w:type="gramStart"/>
+      <w:r>
+        <w:rPr>
+          <w:lang w:val="en-GB"/>
+        </w:rPr>
+        <w:t>NULL;</w:t>
+      </w:r>
+      <w:proofErr w:type="gramEnd"/>
     </w:p>
     <w:p>
       <w:pPr>
@@ -491,7 +520,19 @@
         <w:rPr>
           <w:lang w:val="en-GB"/>
         </w:rPr>
-        <w:t>WHERE stock = 0;</w:t>
+        <w:t xml:space="preserve">WHERE </w:t>
+      </w:r>
+      <w:r>
+        <w:rPr>
+          <w:lang w:val="en-GB"/>
+        </w:rPr>
+        <w:t>precio</w:t>
+      </w:r>
+      <w:r>
+        <w:rPr>
+          <w:lang w:val="en-GB"/>
+        </w:rPr>
+        <w:t xml:space="preserve"> = 0;</w:t>
       </w:r>
     </w:p>
     <w:p>
@@ -573,8 +614,16 @@
         <w:rPr>
           <w:lang w:val="en-GB"/>
         </w:rPr>
-        <w:t>ORDER BY precio DESC;</w:t>
-      </w:r>
+        <w:t xml:space="preserve">ORDER BY precio </w:t>
+      </w:r>
+      <w:proofErr w:type="gramStart"/>
+      <w:r>
+        <w:rPr>
+          <w:lang w:val="en-GB"/>
+        </w:rPr>
+        <w:t>DESC;</w:t>
+      </w:r>
+      <w:proofErr w:type="gramEnd"/>
     </w:p>
     <w:p>
       <w:pPr>
@@ -633,8 +682,16 @@
         <w:rPr>
           <w:lang w:val="en-GB"/>
         </w:rPr>
-        <w:t>LIMIT 5;</w:t>
-      </w:r>
+        <w:t xml:space="preserve">LIMIT </w:t>
+      </w:r>
+      <w:proofErr w:type="gramStart"/>
+      <w:r>
+        <w:rPr>
+          <w:lang w:val="en-GB"/>
+        </w:rPr>
+        <w:t>5;</w:t>
+      </w:r>
+      <w:proofErr w:type="gramEnd"/>
     </w:p>
     <w:p>
       <w:pPr>
@@ -758,7 +815,21 @@
         <w:rPr>
           <w:lang w:val="en-GB"/>
         </w:rPr>
-        <w:t>SELECT COUNT(*) AS total_productos</w:t>
+        <w:t xml:space="preserve">SELECT </w:t>
+      </w:r>
+      <w:proofErr w:type="gramStart"/>
+      <w:r>
+        <w:rPr>
+          <w:lang w:val="en-GB"/>
+        </w:rPr>
+        <w:t>COUNT(</w:t>
+      </w:r>
+      <w:proofErr w:type="gramEnd"/>
+      <w:r>
+        <w:rPr>
+          <w:lang w:val="en-GB"/>
+        </w:rPr>
+        <w:t>*) AS total_productos</w:t>
       </w:r>
     </w:p>
     <w:p>
@@ -774,6 +845,57 @@
           <w:lang w:val="en-GB"/>
         </w:rPr>
         <w:lastRenderedPageBreak/>
+        <w:t xml:space="preserve">FROM </w:t>
+      </w:r>
+      <w:proofErr w:type="gramStart"/>
+      <w:r>
+        <w:rPr>
+          <w:lang w:val="en-GB"/>
+        </w:rPr>
+        <w:t>productos;</w:t>
+      </w:r>
+      <w:proofErr w:type="gramEnd"/>
+    </w:p>
+    <w:p>
+      <w:pPr>
+        <w:shd w:val="clear" w:color="auto" w:fill="D9F2D0" w:themeFill="accent6" w:themeFillTint="33"/>
+      </w:pPr>
+      <w:r>
+        <w:rPr>
+          <w:b/>
+          <w:bCs/>
+        </w:rPr>
+        <w:t>14) Precio medio</w:t>
+      </w:r>
+    </w:p>
+    <w:p>
+      <w:pPr>
+        <w:shd w:val="clear" w:color="auto" w:fill="D9F2D0" w:themeFill="accent6" w:themeFillTint="33"/>
+        <w:ind w:left="708"/>
+      </w:pPr>
+      <w:r>
+        <w:t xml:space="preserve">SELECT </w:t>
+      </w:r>
+      <w:proofErr w:type="gramStart"/>
+      <w:r>
+        <w:t>AVG(</w:t>
+      </w:r>
+      <w:proofErr w:type="gramEnd"/>
+      <w:r>
+        <w:t xml:space="preserve">precio) AS </w:t>
+      </w:r>
+      <w:proofErr w:type="spellStart"/>
+      <w:r>
+        <w:t>precio_medio</w:t>
+      </w:r>
+      <w:proofErr w:type="spellEnd"/>
+    </w:p>
+    <w:p>
+      <w:pPr>
+        <w:shd w:val="clear" w:color="auto" w:fill="D9F2D0" w:themeFill="accent6" w:themeFillTint="33"/>
+        <w:ind w:left="708"/>
+      </w:pPr>
+      <w:r>
         <w:t>FROM productos;</w:t>
       </w:r>
     </w:p>
@@ -786,65 +908,36 @@
           <w:b/>
           <w:bCs/>
         </w:rPr>
-        <w:t>14) Precio medio</w:t>
-      </w:r>
-    </w:p>
-    <w:p>
-      <w:pPr>
-        <w:shd w:val="clear" w:color="auto" w:fill="D9F2D0" w:themeFill="accent6" w:themeFillTint="33"/>
-        <w:ind w:left="708"/>
-      </w:pPr>
-      <w:r>
+        <w:t>15) Total de ventas (si existe campo total)</w:t>
+      </w:r>
+    </w:p>
+    <w:p>
+      <w:pPr>
+        <w:shd w:val="clear" w:color="auto" w:fill="D9F2D0" w:themeFill="accent6" w:themeFillTint="33"/>
+        <w:ind w:left="708"/>
+        <w:rPr>
+          <w:lang w:val="en-GB"/>
+        </w:rPr>
+      </w:pPr>
+      <w:r>
+        <w:rPr>
+          <w:lang w:val="en-GB"/>
+        </w:rPr>
         <w:t xml:space="preserve">SELECT </w:t>
       </w:r>
       <w:proofErr w:type="gramStart"/>
       <w:r>
-        <w:t>AVG(</w:t>
-      </w:r>
-      <w:proofErr w:type="gramEnd"/>
-      <w:r>
-        <w:t xml:space="preserve">precio) AS </w:t>
-      </w:r>
-      <w:proofErr w:type="spellStart"/>
-      <w:r>
-        <w:t>precio_medio</w:t>
-      </w:r>
-      <w:proofErr w:type="spellEnd"/>
-    </w:p>
-    <w:p>
-      <w:pPr>
-        <w:shd w:val="clear" w:color="auto" w:fill="D9F2D0" w:themeFill="accent6" w:themeFillTint="33"/>
-        <w:ind w:left="708"/>
-      </w:pPr>
-      <w:r>
-        <w:t>FROM productos;</w:t>
-      </w:r>
-    </w:p>
-    <w:p>
-      <w:pPr>
-        <w:shd w:val="clear" w:color="auto" w:fill="D9F2D0" w:themeFill="accent6" w:themeFillTint="33"/>
-      </w:pPr>
-      <w:r>
-        <w:rPr>
-          <w:b/>
-          <w:bCs/>
-        </w:rPr>
-        <w:t>15) Total de ventas (si existe campo total)</w:t>
-      </w:r>
-    </w:p>
-    <w:p>
-      <w:pPr>
-        <w:shd w:val="clear" w:color="auto" w:fill="D9F2D0" w:themeFill="accent6" w:themeFillTint="33"/>
-        <w:ind w:left="708"/>
-        <w:rPr>
-          <w:lang w:val="en-GB"/>
-        </w:rPr>
-      </w:pPr>
-      <w:r>
-        <w:rPr>
-          <w:lang w:val="en-GB"/>
-        </w:rPr>
-        <w:t>SELECT SUM(total) AS total_facturado</w:t>
+        <w:rPr>
+          <w:lang w:val="en-GB"/>
+        </w:rPr>
+        <w:t>SUM(</w:t>
+      </w:r>
+      <w:proofErr w:type="gramEnd"/>
+      <w:r>
+        <w:rPr>
+          <w:lang w:val="en-GB"/>
+        </w:rPr>
+        <w:t>total) AS total_facturado</w:t>
       </w:r>
     </w:p>
     <w:p>
@@ -912,7 +1005,21 @@
         <w:rPr>
           <w:lang w:val="en-GB"/>
         </w:rPr>
-        <w:t>SELECT id_cliente, COUNT(*) AS num_ventas</w:t>
+        <w:t xml:space="preserve">SELECT id_cliente, </w:t>
+      </w:r>
+      <w:proofErr w:type="gramStart"/>
+      <w:r>
+        <w:rPr>
+          <w:lang w:val="en-GB"/>
+        </w:rPr>
+        <w:t>COUNT(</w:t>
+      </w:r>
+      <w:proofErr w:type="gramEnd"/>
+      <w:r>
+        <w:rPr>
+          <w:lang w:val="en-GB"/>
+        </w:rPr>
+        <w:t>*) AS num_ventas</w:t>
       </w:r>
     </w:p>
     <w:p>
@@ -942,8 +1049,16 @@
         <w:rPr>
           <w:lang w:val="en-GB"/>
         </w:rPr>
-        <w:t>GROUP BY id_cliente;</w:t>
-      </w:r>
+        <w:t>GROUP BY id_</w:t>
+      </w:r>
+      <w:proofErr w:type="gramStart"/>
+      <w:r>
+        <w:rPr>
+          <w:lang w:val="en-GB"/>
+        </w:rPr>
+        <w:t>cliente;</w:t>
+      </w:r>
+      <w:proofErr w:type="gramEnd"/>
     </w:p>
     <w:p>
       <w:pPr>
@@ -961,165 +1076,123 @@
       <w:pPr>
         <w:shd w:val="clear" w:color="auto" w:fill="D9F2D0" w:themeFill="accent6" w:themeFillTint="33"/>
         <w:ind w:left="708"/>
-        <w:rPr>
-          <w:lang w:val="en-GB"/>
-        </w:rPr>
-      </w:pPr>
-      <w:r>
-        <w:rPr>
-          <w:lang w:val="en-GB"/>
-        </w:rPr>
+      </w:pPr>
+      <w:r>
+        <w:t xml:space="preserve">SELECT fecha, </w:t>
+      </w:r>
+      <w:proofErr w:type="gramStart"/>
+      <w:r>
+        <w:t>COUNT(</w:t>
+      </w:r>
+      <w:proofErr w:type="gramEnd"/>
+      <w:r>
+        <w:t xml:space="preserve">*) AS </w:t>
+      </w:r>
+      <w:proofErr w:type="spellStart"/>
+      <w:r>
+        <w:t>num_ventas</w:t>
+      </w:r>
+      <w:proofErr w:type="spellEnd"/>
+    </w:p>
+    <w:p>
+      <w:pPr>
+        <w:shd w:val="clear" w:color="auto" w:fill="D9F2D0" w:themeFill="accent6" w:themeFillTint="33"/>
+        <w:ind w:left="708"/>
+        <w:rPr>
+          <w:lang w:val="en-GB"/>
+        </w:rPr>
+      </w:pPr>
+      <w:r>
+        <w:rPr>
+          <w:lang w:val="en-GB"/>
+        </w:rPr>
+        <w:t xml:space="preserve">FROM </w:t>
+      </w:r>
+      <w:proofErr w:type="spellStart"/>
+      <w:r>
+        <w:rPr>
+          <w:lang w:val="en-GB"/>
+        </w:rPr>
+        <w:t>ventas</w:t>
+      </w:r>
+      <w:proofErr w:type="spellEnd"/>
+    </w:p>
+    <w:p>
+      <w:pPr>
+        <w:shd w:val="clear" w:color="auto" w:fill="D9F2D0" w:themeFill="accent6" w:themeFillTint="33"/>
+        <w:ind w:left="708"/>
+        <w:rPr>
+          <w:lang w:val="en-GB"/>
+        </w:rPr>
+      </w:pPr>
+      <w:r>
+        <w:rPr>
+          <w:lang w:val="en-GB"/>
+        </w:rPr>
+        <w:t>GROUP BY fecha</w:t>
+      </w:r>
+    </w:p>
+    <w:p>
+      <w:pPr>
+        <w:shd w:val="clear" w:color="auto" w:fill="D9F2D0" w:themeFill="accent6" w:themeFillTint="33"/>
+        <w:ind w:left="708"/>
+        <w:rPr>
+          <w:lang w:val="en-GB"/>
+        </w:rPr>
+      </w:pPr>
+      <w:r>
+        <w:rPr>
+          <w:lang w:val="en-GB"/>
+        </w:rPr>
+        <w:t xml:space="preserve">ORDER BY </w:t>
+      </w:r>
+      <w:proofErr w:type="gramStart"/>
+      <w:r>
+        <w:rPr>
+          <w:lang w:val="en-GB"/>
+        </w:rPr>
+        <w:t>fecha;</w:t>
+      </w:r>
+      <w:proofErr w:type="gramEnd"/>
+    </w:p>
+    <w:p>
+      <w:pPr>
+        <w:shd w:val="clear" w:color="auto" w:fill="D9F2D0" w:themeFill="accent6" w:themeFillTint="33"/>
+      </w:pPr>
+      <w:r>
+        <w:rPr>
+          <w:b/>
+          <w:bCs/>
+        </w:rPr>
+        <w:t>18) Clientes con más de 1 compra</w:t>
+      </w:r>
+    </w:p>
+    <w:p>
+      <w:pPr>
+        <w:shd w:val="clear" w:color="auto" w:fill="D9F2D0" w:themeFill="accent6" w:themeFillTint="33"/>
+        <w:ind w:left="708"/>
+      </w:pPr>
+      <w:r>
         <w:t xml:space="preserve">SELECT </w:t>
       </w:r>
       <w:proofErr w:type="spellStart"/>
       <w:r>
-        <w:rPr>
-          <w:lang w:val="en-GB"/>
-        </w:rPr>
-        <w:t>fecha</w:t>
-      </w:r>
-      <w:proofErr w:type="spellEnd"/>
-      <w:r>
-        <w:rPr>
-          <w:lang w:val="en-GB"/>
-        </w:rPr>
+        <w:t>id_cliente</w:t>
+      </w:r>
+      <w:proofErr w:type="spellEnd"/>
+      <w:r>
         <w:t xml:space="preserve">, </w:t>
       </w:r>
       <w:proofErr w:type="gramStart"/>
       <w:r>
-        <w:rPr>
-          <w:lang w:val="en-GB"/>
-        </w:rPr>
         <w:t>COUNT(</w:t>
       </w:r>
       <w:proofErr w:type="gramEnd"/>
       <w:r>
-        <w:rPr>
-          <w:lang w:val="en-GB"/>
-        </w:rPr>
         <w:t xml:space="preserve">*) AS </w:t>
       </w:r>
       <w:proofErr w:type="spellStart"/>
       <w:r>
-        <w:rPr>
-          <w:lang w:val="en-GB"/>
-        </w:rPr>
-        <w:t>num_ventas</w:t>
-      </w:r>
-      <w:proofErr w:type="spellEnd"/>
-    </w:p>
-    <w:p>
-      <w:pPr>
-        <w:shd w:val="clear" w:color="auto" w:fill="D9F2D0" w:themeFill="accent6" w:themeFillTint="33"/>
-        <w:ind w:left="708"/>
-        <w:rPr>
-          <w:lang w:val="en-GB"/>
-        </w:rPr>
-      </w:pPr>
-      <w:r>
-        <w:rPr>
-          <w:lang w:val="en-GB"/>
-        </w:rPr>
-        <w:t xml:space="preserve">FROM </w:t>
-      </w:r>
-      <w:proofErr w:type="spellStart"/>
-      <w:r>
-        <w:rPr>
-          <w:lang w:val="en-GB"/>
-        </w:rPr>
-        <w:t>ventas</w:t>
-      </w:r>
-      <w:proofErr w:type="spellEnd"/>
-    </w:p>
-    <w:p>
-      <w:pPr>
-        <w:shd w:val="clear" w:color="auto" w:fill="D9F2D0" w:themeFill="accent6" w:themeFillTint="33"/>
-        <w:ind w:left="708"/>
-        <w:rPr>
-          <w:lang w:val="en-GB"/>
-        </w:rPr>
-      </w:pPr>
-      <w:r>
-        <w:rPr>
-          <w:lang w:val="en-GB"/>
-        </w:rPr>
-        <w:t>GROUP BY fecha</w:t>
-      </w:r>
-    </w:p>
-    <w:p>
-      <w:pPr>
-        <w:shd w:val="clear" w:color="auto" w:fill="D9F2D0" w:themeFill="accent6" w:themeFillTint="33"/>
-        <w:ind w:left="708"/>
-        <w:rPr>
-          <w:lang w:val="en-GB"/>
-        </w:rPr>
-      </w:pPr>
-      <w:r>
-        <w:rPr>
-          <w:lang w:val="en-GB"/>
-        </w:rPr>
-        <w:t>ORDER BY fecha;</w:t>
-      </w:r>
-    </w:p>
-    <w:p>
-      <w:pPr>
-        <w:shd w:val="clear" w:color="auto" w:fill="D9F2D0" w:themeFill="accent6" w:themeFillTint="33"/>
-      </w:pPr>
-      <w:r>
-        <w:rPr>
-          <w:b/>
-          <w:bCs/>
-        </w:rPr>
-        <w:t>18) Clientes con más de 1 compra</w:t>
-      </w:r>
-    </w:p>
-    <w:p>
-      <w:pPr>
-        <w:shd w:val="clear" w:color="auto" w:fill="D9F2D0" w:themeFill="accent6" w:themeFillTint="33"/>
-        <w:ind w:left="708"/>
-        <w:rPr>
-          <w:lang w:val="en-GB"/>
-        </w:rPr>
-      </w:pPr>
-      <w:r>
-        <w:rPr>
-          <w:lang w:val="en-GB"/>
-        </w:rPr>
-        <w:t xml:space="preserve">SELECT </w:t>
-      </w:r>
-      <w:proofErr w:type="spellStart"/>
-      <w:r>
-        <w:rPr>
-          <w:lang w:val="en-GB"/>
-        </w:rPr>
-        <w:t>id_cliente</w:t>
-      </w:r>
-      <w:proofErr w:type="spellEnd"/>
-      <w:r>
-        <w:rPr>
-          <w:lang w:val="en-GB"/>
-        </w:rPr>
-        <w:t xml:space="preserve">, </w:t>
-      </w:r>
-      <w:proofErr w:type="gramStart"/>
-      <w:r>
-        <w:rPr>
-          <w:lang w:val="en-GB"/>
-        </w:rPr>
-        <w:t>COUNT(</w:t>
-      </w:r>
-      <w:proofErr w:type="gramEnd"/>
-      <w:r>
-        <w:rPr>
-          <w:lang w:val="en-GB"/>
-        </w:rPr>
-        <w:t xml:space="preserve">*) AS </w:t>
-      </w:r>
-      <w:proofErr w:type="spellStart"/>
-      <w:r>
-        <w:rPr>
-          <w:lang w:val="en-GB"/>
-        </w:rPr>
         <w:t>num_ventas</w:t>
       </w:r>
       <w:proofErr w:type="spellEnd"/>
@@ -1306,8 +1379,16 @@
         <w:rPr>
           <w:lang w:val="en-GB"/>
         </w:rPr>
-        <w:t>INNER JOIN clientes c ON v.id_cliente = c.id_cliente;</w:t>
-      </w:r>
+        <w:t>INNER JOIN clientes c ON v.id_cliente = c.id_</w:t>
+      </w:r>
+      <w:proofErr w:type="gramStart"/>
+      <w:r>
+        <w:rPr>
+          <w:lang w:val="en-GB"/>
+        </w:rPr>
+        <w:t>cliente;</w:t>
+      </w:r>
+      <w:proofErr w:type="gramEnd"/>
     </w:p>
     <w:p>
       <w:pPr>
@@ -1477,8 +1558,16 @@
         <w:rPr>
           <w:lang w:val="en-GB"/>
         </w:rPr>
-        <w:t>WHERE v.id_cliente = 3;</w:t>
-      </w:r>
+        <w:t xml:space="preserve">WHERE v.id_cliente = </w:t>
+      </w:r>
+      <w:proofErr w:type="gramStart"/>
+      <w:r>
+        <w:rPr>
+          <w:lang w:val="en-GB"/>
+        </w:rPr>
+        <w:t>3;</w:t>
+      </w:r>
+      <w:proofErr w:type="gramEnd"/>
     </w:p>
     <w:p>
       <w:pPr>
@@ -1686,8 +1775,16 @@
         <w:rPr>
           <w:lang w:val="en-GB"/>
         </w:rPr>
-        <w:t>INNER JOIN productos p ON dv.id_producto = p.id_producto;</w:t>
-      </w:r>
+        <w:t>INNER JOIN productos p ON dv.id_producto = p.id_</w:t>
+      </w:r>
+      <w:proofErr w:type="gramStart"/>
+      <w:r>
+        <w:rPr>
+          <w:lang w:val="en-GB"/>
+        </w:rPr>
+        <w:t>producto;</w:t>
+      </w:r>
+      <w:proofErr w:type="gramEnd"/>
     </w:p>
     <w:p>
       <w:pPr>
@@ -2104,8 +2201,16 @@
         <w:rPr>
           <w:lang w:val="en-GB"/>
         </w:rPr>
-        <w:t>GROUP BY dv.id_venta;</w:t>
-      </w:r>
+        <w:t>GROUP BY dv.id_</w:t>
+      </w:r>
+      <w:proofErr w:type="gramStart"/>
+      <w:r>
+        <w:rPr>
+          <w:lang w:val="en-GB"/>
+        </w:rPr>
+        <w:t>venta;</w:t>
+      </w:r>
+      <w:proofErr w:type="gramEnd"/>
     </w:p>
     <w:p>
       <w:pPr>
@@ -2218,8 +2323,16 @@
         <w:rPr>
           <w:lang w:val="en-GB"/>
         </w:rPr>
-        <w:t>HAVING total_venta &gt; 300;</w:t>
-      </w:r>
+        <w:t xml:space="preserve">HAVING total_venta &gt; </w:t>
+      </w:r>
+      <w:proofErr w:type="gramStart"/>
+      <w:r>
+        <w:rPr>
+          <w:lang w:val="en-GB"/>
+        </w:rPr>
+        <w:t>300;</w:t>
+      </w:r>
+      <w:proofErr w:type="gramEnd"/>
     </w:p>
     <w:p>
       <w:pPr>
@@ -2390,45 +2503,27 @@
       <w:pPr>
         <w:shd w:val="clear" w:color="auto" w:fill="D9F2D0" w:themeFill="accent6" w:themeFillTint="33"/>
         <w:ind w:firstLine="708"/>
-        <w:rPr>
-          <w:lang w:val="en-GB"/>
-        </w:rPr>
-      </w:pPr>
-      <w:r>
-        <w:rPr>
-          <w:lang w:val="en-GB"/>
-        </w:rPr>
+      </w:pPr>
+      <w:r>
         <w:lastRenderedPageBreak/>
         <w:t xml:space="preserve">GROUP BY </w:t>
       </w:r>
       <w:proofErr w:type="spellStart"/>
       <w:r>
-        <w:rPr>
-          <w:lang w:val="en-GB"/>
-        </w:rPr>
         <w:t>c.id_cliente</w:t>
       </w:r>
       <w:proofErr w:type="spellEnd"/>
       <w:r>
-        <w:rPr>
-          <w:lang w:val="en-GB"/>
-        </w:rPr>
         <w:t xml:space="preserve">, </w:t>
       </w:r>
       <w:proofErr w:type="spellStart"/>
       <w:proofErr w:type="gramStart"/>
       <w:r>
-        <w:rPr>
-          <w:lang w:val="en-GB"/>
-        </w:rPr>
         <w:t>c.nombre</w:t>
       </w:r>
       <w:proofErr w:type="spellEnd"/>
       <w:proofErr w:type="gramEnd"/>
       <w:r>
-        <w:rPr>
-          <w:lang w:val="en-GB"/>
-        </w:rPr>
         <w:t>;</w:t>
       </w:r>
     </w:p>
@@ -2568,8 +2663,16 @@
         <w:rPr>
           <w:lang w:val="en-GB"/>
         </w:rPr>
-        <w:t>GROUP BY c.id_cliente, c.nombre</w:t>
-      </w:r>
+        <w:t xml:space="preserve">GROUP BY c.id_cliente, </w:t>
+      </w:r>
+      <w:proofErr w:type="gramStart"/>
+      <w:r>
+        <w:rPr>
+          <w:lang w:val="en-GB"/>
+        </w:rPr>
+        <w:t>c.nombre</w:t>
+      </w:r>
+      <w:proofErr w:type="gramEnd"/>
     </w:p>
     <w:p>
       <w:pPr>
@@ -2703,8 +2806,16 @@
         <w:rPr>
           <w:lang w:val="en-GB"/>
         </w:rPr>
-        <w:t>GROUP BY p.id_producto, p.nombre</w:t>
-      </w:r>
+        <w:t xml:space="preserve">GROUP BY p.id_producto, </w:t>
+      </w:r>
+      <w:proofErr w:type="gramStart"/>
+      <w:r>
+        <w:rPr>
+          <w:lang w:val="en-GB"/>
+        </w:rPr>
+        <w:t>p.nombre</w:t>
+      </w:r>
+      <w:proofErr w:type="gramEnd"/>
     </w:p>
     <w:p>
       <w:pPr>
@@ -2840,8 +2951,16 @@
         <w:rPr>
           <w:lang w:val="en-GB"/>
         </w:rPr>
-        <w:t>GROUP BY p.id_producto, p.nombre</w:t>
-      </w:r>
+        <w:t xml:space="preserve">GROUP BY p.id_producto, </w:t>
+      </w:r>
+      <w:proofErr w:type="gramStart"/>
+      <w:r>
+        <w:rPr>
+          <w:lang w:val="en-GB"/>
+        </w:rPr>
+        <w:t>p.nombre</w:t>
+      </w:r>
+      <w:proofErr w:type="gramEnd"/>
     </w:p>
     <w:p>
       <w:pPr>
@@ -2954,8 +3073,16 @@
         <w:rPr>
           <w:lang w:val="en-GB"/>
         </w:rPr>
-        <w:t>WHERE id_cliente IN (SELECT id_cliente FROM ventas);</w:t>
-      </w:r>
+        <w:t>WHERE id_cliente IN (SELECT id_cliente FROM ventas</w:t>
+      </w:r>
+      <w:proofErr w:type="gramStart"/>
+      <w:r>
+        <w:rPr>
+          <w:lang w:val="en-GB"/>
+        </w:rPr>
+        <w:t>);</w:t>
+      </w:r>
+      <w:proofErr w:type="gramEnd"/>
     </w:p>
     <w:p>
       <w:r>
@@ -3013,8 +3140,16 @@
         <w:rPr>
           <w:lang w:val="en-GB"/>
         </w:rPr>
-        <w:t>WHERE id_producto IN (SELECT id_producto FROM detalle_venta);</w:t>
-      </w:r>
+        <w:t>WHERE id_producto IN (SELECT id_producto FROM detalle_venta</w:t>
+      </w:r>
+      <w:proofErr w:type="gramStart"/>
+      <w:r>
+        <w:rPr>
+          <w:lang w:val="en-GB"/>
+        </w:rPr>
+        <w:t>);</w:t>
+      </w:r>
+      <w:proofErr w:type="gramEnd"/>
     </w:p>
     <w:p>
       <w:pPr>
@@ -3079,8 +3214,16 @@
         <w:rPr>
           <w:lang w:val="en-GB"/>
         </w:rPr>
-        <w:t>WHERE id_cliente NOT IN (SELECT id_cliente FROM ventas);</w:t>
-      </w:r>
+        <w:t>WHERE id_cliente NOT IN (SELECT id_cliente FROM ventas</w:t>
+      </w:r>
+      <w:proofErr w:type="gramStart"/>
+      <w:r>
+        <w:rPr>
+          <w:lang w:val="en-GB"/>
+        </w:rPr>
+        <w:t>);</w:t>
+      </w:r>
+      <w:proofErr w:type="gramEnd"/>
     </w:p>
     <w:p>
       <w:r>
@@ -3118,8 +3261,16 @@
         <w:rPr>
           <w:lang w:val="en-GB"/>
         </w:rPr>
-        <w:t>WHERE id_producto NOT IN (SELECT id_producto FROM detalle_venta);</w:t>
-      </w:r>
+        <w:t>WHERE id_producto NOT IN (SELECT id_producto FROM detalle_venta</w:t>
+      </w:r>
+      <w:proofErr w:type="gramStart"/>
+      <w:r>
+        <w:rPr>
+          <w:lang w:val="en-GB"/>
+        </w:rPr>
+        <w:t>);</w:t>
+      </w:r>
+      <w:proofErr w:type="gramEnd"/>
     </w:p>
     <w:p>
       <w:pPr>
@@ -3184,8 +3335,30 @@
         <w:rPr>
           <w:lang w:val="en-GB"/>
         </w:rPr>
-        <w:t>WHERE precio &gt; (SELECT AVG(precio) FROM productos);</w:t>
-      </w:r>
+        <w:t xml:space="preserve">WHERE precio &gt; (SELECT </w:t>
+      </w:r>
+      <w:proofErr w:type="gramStart"/>
+      <w:r>
+        <w:rPr>
+          <w:lang w:val="en-GB"/>
+        </w:rPr>
+        <w:t>AVG(</w:t>
+      </w:r>
+      <w:proofErr w:type="gramEnd"/>
+      <w:r>
+        <w:rPr>
+          <w:lang w:val="en-GB"/>
+        </w:rPr>
+        <w:t>precio) FROM productos</w:t>
+      </w:r>
+      <w:proofErr w:type="gramStart"/>
+      <w:r>
+        <w:rPr>
+          <w:lang w:val="en-GB"/>
+        </w:rPr>
+        <w:t>);</w:t>
+      </w:r>
+      <w:proofErr w:type="gramEnd"/>
     </w:p>
     <w:p>
       <w:r>
@@ -3792,20 +3965,48 @@
         <w:rPr>
           <w:lang w:val="en-GB"/>
         </w:rPr>
-        <w:t>WHERE p.precio = (</w:t>
-      </w:r>
-    </w:p>
-    <w:p>
-      <w:pPr>
-        <w:rPr>
-          <w:lang w:val="en-GB"/>
-        </w:rPr>
-      </w:pPr>
-      <w:r>
-        <w:rPr>
-          <w:lang w:val="en-GB"/>
-        </w:rPr>
-        <w:t xml:space="preserve">  SELECT MAX(p2.precio)</w:t>
+        <w:t xml:space="preserve">WHERE </w:t>
+      </w:r>
+      <w:proofErr w:type="gramStart"/>
+      <w:r>
+        <w:rPr>
+          <w:lang w:val="en-GB"/>
+        </w:rPr>
+        <w:t>p.precio</w:t>
+      </w:r>
+      <w:proofErr w:type="gramEnd"/>
+      <w:r>
+        <w:rPr>
+          <w:lang w:val="en-GB"/>
+        </w:rPr>
+        <w:t xml:space="preserve"> = (</w:t>
+      </w:r>
+    </w:p>
+    <w:p>
+      <w:pPr>
+        <w:rPr>
+          <w:lang w:val="en-GB"/>
+        </w:rPr>
+      </w:pPr>
+      <w:r>
+        <w:rPr>
+          <w:lang w:val="en-GB"/>
+        </w:rPr>
+        <w:t xml:space="preserve">  SELECT MAX(p</w:t>
+      </w:r>
+      <w:proofErr w:type="gramStart"/>
+      <w:r>
+        <w:rPr>
+          <w:lang w:val="en-GB"/>
+        </w:rPr>
+        <w:t>2.precio</w:t>
+      </w:r>
+      <w:proofErr w:type="gramEnd"/>
+      <w:r>
+        <w:rPr>
+          <w:lang w:val="en-GB"/>
+        </w:rPr>
+        <w:t>)</w:t>
       </w:r>
     </w:p>
     <w:p>
@@ -3986,21 +4187,37 @@
         <w:rPr>
           <w:lang w:val="en-GB"/>
         </w:rPr>
-        <w:t>GROUP BY c.id_cliente, c.nombre</w:t>
-      </w:r>
-    </w:p>
-    <w:p>
-      <w:pPr>
-        <w:rPr>
-          <w:lang w:val="en-GB"/>
-        </w:rPr>
-      </w:pPr>
-      <w:r>
-        <w:rPr>
-          <w:lang w:val="en-GB"/>
-        </w:rPr>
-        <w:t>HAVING gasto_total &gt; 500;</w:t>
-      </w:r>
+        <w:t xml:space="preserve">GROUP BY c.id_cliente, </w:t>
+      </w:r>
+      <w:proofErr w:type="gramStart"/>
+      <w:r>
+        <w:rPr>
+          <w:lang w:val="en-GB"/>
+        </w:rPr>
+        <w:t>c.nombre</w:t>
+      </w:r>
+      <w:proofErr w:type="gramEnd"/>
+    </w:p>
+    <w:p>
+      <w:pPr>
+        <w:rPr>
+          <w:lang w:val="en-GB"/>
+        </w:rPr>
+      </w:pPr>
+      <w:r>
+        <w:rPr>
+          <w:lang w:val="en-GB"/>
+        </w:rPr>
+        <w:t xml:space="preserve">HAVING gasto_total &gt; </w:t>
+      </w:r>
+      <w:proofErr w:type="gramStart"/>
+      <w:r>
+        <w:rPr>
+          <w:lang w:val="en-GB"/>
+        </w:rPr>
+        <w:t>500;</w:t>
+      </w:r>
+      <w:proofErr w:type="gramEnd"/>
     </w:p>
     <w:p>
       <w:r>
@@ -4107,34 +4324,78 @@
           <w:lang w:val="en-GB"/>
         </w:rPr>
         <w:lastRenderedPageBreak/>
-        <w:t>WHERE v.fecha &gt;= '2025-01-01' AND v.fecha &lt; '2026-01-01'</w:t>
-      </w:r>
-    </w:p>
-    <w:p>
-      <w:pPr>
-        <w:rPr>
-          <w:lang w:val="en-GB"/>
-        </w:rPr>
-      </w:pPr>
-      <w:r>
-        <w:rPr>
-          <w:lang w:val="en-GB"/>
-        </w:rPr>
-        <w:t>GROUP BY p.nombre</w:t>
-      </w:r>
-    </w:p>
-    <w:p>
-      <w:pPr>
-        <w:rPr>
-          <w:lang w:val="en-GB"/>
-        </w:rPr>
-      </w:pPr>
-      <w:r>
-        <w:rPr>
-          <w:lang w:val="en-GB"/>
-        </w:rPr>
-        <w:t>ORDER BY unidades DESC;</w:t>
-      </w:r>
+        <w:t xml:space="preserve">WHERE </w:t>
+      </w:r>
+      <w:proofErr w:type="gramStart"/>
+      <w:r>
+        <w:rPr>
+          <w:lang w:val="en-GB"/>
+        </w:rPr>
+        <w:t>v.fecha</w:t>
+      </w:r>
+      <w:proofErr w:type="gramEnd"/>
+      <w:r>
+        <w:rPr>
+          <w:lang w:val="en-GB"/>
+        </w:rPr>
+        <w:t xml:space="preserve"> &gt;= '2025-01-01' AND </w:t>
+      </w:r>
+      <w:proofErr w:type="gramStart"/>
+      <w:r>
+        <w:rPr>
+          <w:lang w:val="en-GB"/>
+        </w:rPr>
+        <w:t>v.fecha</w:t>
+      </w:r>
+      <w:proofErr w:type="gramEnd"/>
+      <w:r>
+        <w:rPr>
+          <w:lang w:val="en-GB"/>
+        </w:rPr>
+        <w:t xml:space="preserve"> &lt; '2026-01-01'</w:t>
+      </w:r>
+    </w:p>
+    <w:p>
+      <w:pPr>
+        <w:rPr>
+          <w:lang w:val="en-GB"/>
+        </w:rPr>
+      </w:pPr>
+      <w:r>
+        <w:rPr>
+          <w:lang w:val="en-GB"/>
+        </w:rPr>
+        <w:t xml:space="preserve">GROUP BY </w:t>
+      </w:r>
+      <w:proofErr w:type="gramStart"/>
+      <w:r>
+        <w:rPr>
+          <w:lang w:val="en-GB"/>
+        </w:rPr>
+        <w:t>p.nombre</w:t>
+      </w:r>
+      <w:proofErr w:type="gramEnd"/>
+    </w:p>
+    <w:p>
+      <w:pPr>
+        <w:rPr>
+          <w:lang w:val="en-GB"/>
+        </w:rPr>
+      </w:pPr>
+      <w:r>
+        <w:rPr>
+          <w:lang w:val="en-GB"/>
+        </w:rPr>
+        <w:t xml:space="preserve">ORDER BY unidades </w:t>
+      </w:r>
+      <w:proofErr w:type="gramStart"/>
+      <w:r>
+        <w:rPr>
+          <w:lang w:val="en-GB"/>
+        </w:rPr>
+        <w:t>DESC;</w:t>
+      </w:r>
+      <w:proofErr w:type="gramEnd"/>
     </w:p>
     <w:p>
       <w:r>
@@ -4155,8 +4416,16 @@
         <w:rPr>
           <w:lang w:val="en-GB"/>
         </w:rPr>
-        <w:t>SELECT DISTINCT c.id_cliente, c.nombre</w:t>
-      </w:r>
+        <w:t xml:space="preserve">SELECT DISTINCT c.id_cliente, </w:t>
+      </w:r>
+      <w:proofErr w:type="gramStart"/>
+      <w:r>
+        <w:rPr>
+          <w:lang w:val="en-GB"/>
+        </w:rPr>
+        <w:t>c.nombre</w:t>
+      </w:r>
+      <w:proofErr w:type="gramEnd"/>
     </w:p>
     <w:p>
       <w:pPr>
